--- a/원고/1부/러시아어_컨설턴트_19아크.docx
+++ b/원고/1부/러시아어_컨설턴트_19아크.docx
@@ -738,6 +738,42 @@
           <w:bCs/>
           <w:b/>
         </w:rPr>
+        <w:t xml:space="preserve">Настя:</w:t>
+      </w:r>
+      <w:r>
+        <w:t xml:space="preserve"> </w:t>
+      </w:r>
+      <w:r>
+        <w:t xml:space="preserve">А цена — тоже сыграла роль?</w:t>
+      </w:r>
+    </w:p>
+    <w:p>
+      <w:pPr>
+        <w:pStyle w:val="BodyText"/>
+      </w:pPr>
+      <w:r>
+        <w:rPr>
+          <w:bCs/>
+          <w:b/>
+        </w:rPr>
+        <w:t xml:space="preserve">Захар:</w:t>
+      </w:r>
+      <w:r>
+        <w:t xml:space="preserve"> </w:t>
+      </w:r>
+      <w:r>
+        <w:t xml:space="preserve">(Усмехнувшись) Ещё какую — заметно дешевле немецких. Помните, у Пушкина: «Не гонялся бы ты, поп, за дешевизной». Только там поп получил по лбу, а здесь — колодки, на скорости сто.</w:t>
+      </w:r>
+    </w:p>
+    <w:p>
+      <w:pPr>
+        <w:pStyle w:val="BodyText"/>
+      </w:pPr>
+      <w:r>
+        <w:rPr>
+          <w:bCs/>
+          <w:b/>
+        </w:rPr>
         <w:t xml:space="preserve">Кирилл:</w:t>
       </w:r>
       <w:r>
@@ -3063,6 +3099,42 @@
       </w:r>
       <w:r>
         <w:t xml:space="preserve">по критичности. Это — сработало, для будущего.</w:t>
+      </w:r>
+    </w:p>
+    <w:p>
+      <w:pPr>
+        <w:pStyle w:val="BodyText"/>
+      </w:pPr>
+      <w:r>
+        <w:rPr>
+          <w:bCs/>
+          <w:b/>
+        </w:rPr>
+        <w:t xml:space="preserve">Регина:</w:t>
+      </w:r>
+      <w:r>
+        <w:t xml:space="preserve"> </w:t>
+      </w:r>
+      <w:r>
+        <w:t xml:space="preserve">(Вздохнув) А я для себя поняла: сэкономили неделю на проверке — а заплатили отзывом партии, срочными заменами и почти потерянным контрактом. Скупой платит дважды — бабушка мне это ещё в детстве говорила.</w:t>
+      </w:r>
+    </w:p>
+    <w:p>
+      <w:pPr>
+        <w:pStyle w:val="BodyText"/>
+      </w:pPr>
+      <w:r>
+        <w:rPr>
+          <w:bCs/>
+          <w:b/>
+        </w:rPr>
+        <w:t xml:space="preserve">Захар:</w:t>
+      </w:r>
+      <w:r>
+        <w:t xml:space="preserve"> </w:t>
+      </w:r>
+      <w:r>
+        <w:t xml:space="preserve">Хорошо, что заплатили только деньгами и нервами, а не чьей-то жизнью.</w:t>
       </w:r>
     </w:p>
     <w:p>

--- a/원고/1부/러시아어_컨설턴트_19아크.docx
+++ b/원고/1부/러시아어_컨설턴트_19아크.docx
@@ -4711,6 +4711,222 @@
       </w:r>
       <w:r>
         <w:t xml:space="preserve">дальше.</w:t>
+      </w:r>
+    </w:p>
+    <w:p>
+      <w:r>
+        <w:br w:type="page"/>
+      </w:r>
+    </w:p>
+    <w:p>
+      <w:pPr>
+        <w:pStyle w:val="BodyText"/>
+      </w:pPr>
+      <w:r>
+        <w:rPr>
+          <w:b/>
+          <w:bCs/>
+          <w:sz w:val="32"/>
+          <w:szCs w:val="32"/>
+        </w:rPr>
+        <w:t xml:space="preserve">📚 인용 해설 노트 — 19아크</w:t>
+      </w:r>
+    </w:p>
+    <w:p>
+      <w:pPr>
+        <w:pStyle w:val="BodyText"/>
+      </w:pPr>
+      <w:r>
+        <w:rPr/>
+        <w:t xml:space="preserve">이 화에 나온 러시아 고전 인용과 속담의 뜻, 원작 맥락, 쓰인 장면, 실제 대화에서 쓰는 요령을 정리했습니다.</w:t>
+      </w:r>
+    </w:p>
+    <w:p>
+      <w:pPr>
+        <w:pStyle w:val="BodyText"/>
+      </w:pPr>
+      <w:r>
+        <w:rPr>
+          <w:b/>
+          <w:bCs/>
+          <w:sz w:val="24"/>
+          <w:szCs w:val="24"/>
+        </w:rPr>
+        <w:t xml:space="preserve">인용 1 · «Не гонялся бы ты, поп, за дешевизной»</w:t>
+      </w:r>
+    </w:p>
+    <w:p>
+      <w:pPr>
+        <w:pStyle w:val="BodyText"/>
+      </w:pPr>
+      <w:r>
+        <w:rPr>
+          <w:b/>
+          <w:bCs/>
+        </w:rPr>
+        <w:t xml:space="preserve">출전: </w:t>
+      </w:r>
+      <w:r>
+        <w:rPr/>
+        <w:t xml:space="preserve">알렉산드르 푸시킨, 「신부와 일꾼 발다 이야기」(Сказка о попе и о работнике его Балде) 마지막 줄</w:t>
+      </w:r>
+    </w:p>
+    <w:p>
+      <w:pPr>
+        <w:pStyle w:val="BodyText"/>
+      </w:pPr>
+      <w:r>
+        <w:rPr>
+          <w:b/>
+          <w:bCs/>
+        </w:rPr>
+        <w:t xml:space="preserve">뜻: </w:t>
+      </w:r>
+      <w:r>
+        <w:rPr/>
+        <w:t xml:space="preserve">신부여, 싼 것만 쫓지 말았어야지.</w:t>
+      </w:r>
+    </w:p>
+    <w:p>
+      <w:pPr>
+        <w:pStyle w:val="BodyText"/>
+      </w:pPr>
+      <w:r>
+        <w:rPr>
+          <w:b/>
+          <w:bCs/>
+        </w:rPr>
+        <w:t xml:space="preserve">원작·유래: </w:t>
+      </w:r>
+      <w:r>
+        <w:rPr/>
+        <w:t xml:space="preserve">인색한 신부가 품삯 대신 '1년에 이마를 세 번 때리는 것'으로 일꾼 발다를 고용했다가, 결국 그 세 대를 맞고 정신을 잃는 동화의 교훈입니다.</w:t>
+      </w:r>
+    </w:p>
+    <w:p>
+      <w:pPr>
+        <w:pStyle w:val="BodyText"/>
+      </w:pPr>
+      <w:r>
+        <w:rPr>
+          <w:b/>
+          <w:bCs/>
+        </w:rPr>
+        <w:t xml:space="preserve">이 화에서: </w:t>
+      </w:r>
+      <w:r>
+        <w:rPr/>
+        <w:t xml:space="preserve">독일산 대신 값싼 중국산 브레이크 패드로 바꾼 결정을 두고 기술이사 자하르가 '여기서는 이마가 아니라 시속 100km의 브레이크'라고 꼬집습니다.</w:t>
+      </w:r>
+    </w:p>
+    <w:p>
+      <w:pPr>
+        <w:pStyle w:val="BodyText"/>
+      </w:pPr>
+      <w:r>
+        <w:rPr>
+          <w:b/>
+          <w:bCs/>
+        </w:rPr>
+        <w:t xml:space="preserve">대화 활용 팁: </w:t>
+      </w:r>
+      <w:r>
+        <w:rPr/>
+        <w:t xml:space="preserve">'싼 게 비지떡'이라는 뜻으로 조달, 구매, 외주 결정에서 품질을 강조할 때 씁니다. 러시아인 누구나 어릴 때 읽은 동화라 바로 알아듣습니다.</w:t>
+      </w:r>
+    </w:p>
+    <w:p>
+      <w:pPr>
+        <w:pStyle w:val="BodyText"/>
+      </w:pPr>
+      <w:r>
+        <w:rPr>
+          <w:b/>
+          <w:bCs/>
+          <w:sz w:val="24"/>
+          <w:szCs w:val="24"/>
+        </w:rPr>
+        <w:t xml:space="preserve">인용 2 · «Скупой платит дважды»</w:t>
+      </w:r>
+    </w:p>
+    <w:p>
+      <w:pPr>
+        <w:pStyle w:val="BodyText"/>
+      </w:pPr>
+      <w:r>
+        <w:rPr>
+          <w:b/>
+          <w:bCs/>
+        </w:rPr>
+        <w:t xml:space="preserve">출전: </w:t>
+      </w:r>
+      <w:r>
+        <w:rPr/>
+        <w:t xml:space="preserve">러시아 속담</w:t>
+      </w:r>
+    </w:p>
+    <w:p>
+      <w:pPr>
+        <w:pStyle w:val="BodyText"/>
+      </w:pPr>
+      <w:r>
+        <w:rPr>
+          <w:b/>
+          <w:bCs/>
+        </w:rPr>
+        <w:t xml:space="preserve">뜻: </w:t>
+      </w:r>
+      <w:r>
+        <w:rPr/>
+        <w:t xml:space="preserve">구두쇠는 두 번 낸다. 아끼려다 결국 더 쓰게 된다는 뜻입니다.</w:t>
+      </w:r>
+    </w:p>
+    <w:p>
+      <w:pPr>
+        <w:pStyle w:val="BodyText"/>
+      </w:pPr>
+      <w:r>
+        <w:rPr>
+          <w:b/>
+          <w:bCs/>
+        </w:rPr>
+        <w:t xml:space="preserve">원작·유래: </w:t>
+      </w:r>
+      <w:r>
+        <w:rPr/>
+        <w:t xml:space="preserve">싸게 샀다가 다시 사거나 고치느라 결국 더 큰 비용을 치른다는 경험에서 나온 말입니다. 우리말 '싼 게 비지떡'과 비슷합니다.</w:t>
+      </w:r>
+    </w:p>
+    <w:p>
+      <w:pPr>
+        <w:pStyle w:val="BodyText"/>
+      </w:pPr>
+      <w:r>
+        <w:rPr>
+          <w:b/>
+          <w:bCs/>
+        </w:rPr>
+        <w:t xml:space="preserve">이 화에서: </w:t>
+      </w:r>
+      <w:r>
+        <w:rPr/>
+        <w:t xml:space="preserve">조달이사 레기나가 검증을 1주일 줄인 대가로 리콜, 긴급 교체, 계약 파기 위기까지 겪었다며 스스로를 돌아봅니다.</w:t>
+      </w:r>
+    </w:p>
+    <w:p>
+      <w:pPr>
+        <w:pStyle w:val="BodyText"/>
+      </w:pPr>
+      <w:r>
+        <w:rPr>
+          <w:b/>
+          <w:bCs/>
+        </w:rPr>
+        <w:t xml:space="preserve">대화 활용 팁: </w:t>
+      </w:r>
+      <w:r>
+        <w:rPr/>
+        <w:t xml:space="preserve">품질과 가격 사이의 결정에서 가장 많이 쓰는 속담입니다. 이 장면처럼 자기 반성으로 쓰면 신뢰를 얻고, 상대를 탓하는 데 쓰면 날카롭게 들립니다.</w:t>
       </w:r>
     </w:p>
     <w:sectPr/>
